--- a/1952.2/1952年2月20日，在转发华东军区党委关于“打虎”情况和部署的报告上的批示__LLM初注.docx
+++ b/1952.2/1952年2月20日，在转发华东军区党委关于“打虎”情况和部署的报告上的批示__LLM初注.docx
@@ -183,8 +183,13 @@
       </w:r>
     </w:p>
     <w:p>
+      <w:commentRangeStart w:id="0"/>
       <w:r>
         <w:t>1. 【需核】华东军区党委关于“打虎”情况的原始报告具体内容，建议核查相关档案。</w:t>
+      </w:r>
+      <w:commentRangeEnd w:id="0"/>
+      <w:r>
+        <w:commentReference w:id="0"/>
       </w:r>
     </w:p>
     <w:sectPr>
@@ -200,6 +205,18 @@
     </w:sectPr>
   </w:body>
 </w:document>
+</file>
+
+<file path=word/comments.xml><?xml version="1.0" encoding="utf-8"?>
+<w:comments xmlns:w="http://schemas.openxmlformats.org/wordprocessingml/2006/main">
+  <w:comment w:id="0" w:author="LLM初注待核" w:date="2026-07-05T15:07:26Z">
+    <w:p>
+      <w:r>
+        <w:t>【需核】华东军区党委关于“打虎”情况的原始报告具体内容，建议核查相关档案。</w:t>
+      </w:r>
+    </w:p>
+  </w:comment>
+</w:comments>
 </file>
 
 <file path=word/footer1.xml><?xml version="1.0" encoding="utf-8"?>

--- a/1952.2/1952年2月20日，在转发华东军区党委关于“打虎”情况和部署的报告上的批示__LLM初注.docx
+++ b/1952.2/1952年2月20日，在转发华东军区党委关于“打虎”情况和部署的报告上的批示__LLM初注.docx
@@ -189,6 +189,9 @@
       </w:r>
       <w:commentRangeEnd w:id="0"/>
       <w:r>
+        <w:rPr>
+          <w:rStyle w:val="CommentReference"/>
+        </w:rPr>
         <w:commentReference w:id="0"/>
       </w:r>
     </w:p>
@@ -211,6 +214,9 @@
 <w:comments xmlns:w="http://schemas.openxmlformats.org/wordprocessingml/2006/main">
   <w:comment w:id="0" w:author="LLM初注待核" w:date="2026-07-05T15:07:26Z">
     <w:p>
+      <w:pPr>
+        <w:pStyle w:val="CommentText"/>
+      </w:pPr>
       <w:r>
         <w:t>【需核】华东军区党委关于“打虎”情况的原始报告具体内容，建议核查相关档案。</w:t>
       </w:r>

--- a/1952.2/1952年2月20日，在转发华东军区党委关于“打虎”情况和部署的报告上的批示__LLM初注.docx
+++ b/1952.2/1952年2月20日，在转发华东军区党委关于“打虎”情况和部署的报告上的批示__LLM初注.docx
@@ -41,21 +41,39 @@
       <w:r>
         <w:rPr>
           <w:rStyle w:val="FootnoteReference"/>
-        </w:rPr>
+          <w:vertAlign w:val="superscript"/>
+        </w:rPr>
+        <w:t>[</w:t>
         <w:footnoteReference w:id="5"/>
-      </w:r>
-      <w:r>
-        <w:rPr/>
+        <w:t>]</w:t>
+      </w:r>
+      <w:r>
+        <w:rPr>
+          <w:rFonts w:hint="eastAsia" w:ascii="黑体" w:hAnsi="黑体" w:eastAsia="黑体" w:cs="黑体"/>
+          <w:sz w:val="44"/>
+          <w:szCs w:val="44"/>
+          <w:vertAlign w:val="baseline"/>
+          <w:lang w:val="en-US" w:eastAsia="zh-CN"/>
+        </w:rPr>
         <w:t xml:space="preserve">党委关于“打虎”</w:t>
       </w:r>
       <w:r>
         <w:rPr>
           <w:rStyle w:val="FootnoteReference"/>
-        </w:rPr>
+          <w:vertAlign w:val="superscript"/>
+        </w:rPr>
+        <w:t>[</w:t>
         <w:footnoteReference w:id="4"/>
-      </w:r>
-      <w:r>
-        <w:rPr/>
+        <w:t>]</w:t>
+      </w:r>
+      <w:r>
+        <w:rPr>
+          <w:rFonts w:hint="eastAsia" w:ascii="黑体" w:hAnsi="黑体" w:eastAsia="黑体" w:cs="黑体"/>
+          <w:sz w:val="44"/>
+          <w:szCs w:val="44"/>
+          <w:vertAlign w:val="baseline"/>
+          <w:lang w:val="en-US" w:eastAsia="zh-CN"/>
+        </w:rPr>
         <w:t xml:space="preserve">情况和部署的报告上的批示</w:t>
       </w:r>
       <w:bookmarkEnd w:id="0"/>
@@ -71,13 +89,16 @@
       </w:r>
       <w:r>
         <w:rPr>
+          <w:rStyle w:val="FootnoteReference"/>
           <w:rFonts w:hint="eastAsia" w:ascii="仿宋" w:hAnsi="仿宋" w:eastAsia="仿宋" w:cs="仿宋"/>
           <w:sz w:val="36"/>
           <w:szCs w:val="36"/>
           <w:vertAlign w:val="superscript"/>
           <w:lang w:val="en-US" w:eastAsia="zh-CN"/>
         </w:rPr>
+        <w:t>[</w:t>
         <w:footnoteReference w:id="0"/>
+        <w:t>]</w:t>
       </w:r>
       <w:r>
         <w:rPr>
@@ -160,11 +181,18 @@
       <w:r>
         <w:rPr>
           <w:rStyle w:val="FootnoteReference"/>
-        </w:rPr>
+          <w:vertAlign w:val="superscript"/>
+        </w:rPr>
+        <w:t>[</w:t>
         <w:footnoteReference w:id="6"/>
-      </w:r>
-      <w:r>
-        <w:rPr/>
+        <w:t>]</w:t>
+      </w:r>
+      <w:r>
+        <w:rPr>
+          <w:rFonts w:hint="eastAsia" w:ascii="仿宋" w:hAnsi="仿宋" w:eastAsia="仿宋"/>
+          <w:sz w:val="32"/>
+          <w:szCs w:val="32"/>
+        </w:rPr>
         <w:t xml:space="preserve">。注意这两条，就可获得全胜。</w:t>
       </w:r>
     </w:p>

--- a/1952.2/1952年2月20日，在转发华东军区党委关于“打虎”情况和部署的报告上的批示__LLM初注.docx
+++ b/1952.2/1952年2月20日，在转发华东军区党委关于“打虎”情况和部署的报告上的批示__LLM初注.docx
@@ -43,9 +43,16 @@
           <w:rStyle w:val="FootnoteReference"/>
           <w:vertAlign w:val="superscript"/>
         </w:rPr>
-        <w:t>[</w:t>
+        <w:t>[1]</w:t>
+      </w:r>
+      <w:r>
+        <w:rPr>
+          <w:rStyle w:val="FootnoteReference"/>
+          <w:vertAlign w:val="superscript"/>
+          <w:vanish/>
+          <w:specVanish/>
+        </w:rPr>
         <w:footnoteReference w:id="5"/>
-        <w:t>]</w:t>
       </w:r>
       <w:r>
         <w:rPr>
@@ -62,9 +69,16 @@
           <w:rStyle w:val="FootnoteReference"/>
           <w:vertAlign w:val="superscript"/>
         </w:rPr>
-        <w:t>[</w:t>
+        <w:t>[2]</w:t>
+      </w:r>
+      <w:r>
+        <w:rPr>
+          <w:rStyle w:val="FootnoteReference"/>
+          <w:vertAlign w:val="superscript"/>
+          <w:vanish/>
+          <w:specVanish/>
+        </w:rPr>
         <w:footnoteReference w:id="4"/>
-        <w:t>]</w:t>
       </w:r>
       <w:r>
         <w:rPr>
@@ -79,36 +93,19 @@
       <w:bookmarkEnd w:id="0"/>
       <w:r>
         <w:rPr>
-          <w:rFonts w:hint="eastAsia" w:ascii="仿宋" w:hAnsi="仿宋" w:eastAsia="仿宋" w:cs="仿宋"/>
-          <w:sz w:val="36"/>
-          <w:szCs w:val="36"/>
+          <w:rStyle w:val="FootnoteReference"/>
           <w:vertAlign w:val="superscript"/>
-          <w:lang w:val="en-US" w:eastAsia="zh-CN"/>
-        </w:rPr>
-        <w:t>[</w:t>
+        </w:rPr>
+        <w:t>[3]</w:t>
       </w:r>
       <w:r>
         <w:rPr>
           <w:rStyle w:val="FootnoteReference"/>
-          <w:rFonts w:hint="eastAsia" w:ascii="仿宋" w:hAnsi="仿宋" w:eastAsia="仿宋" w:cs="仿宋"/>
-          <w:sz w:val="36"/>
-          <w:szCs w:val="36"/>
           <w:vertAlign w:val="superscript"/>
-          <w:lang w:val="en-US" w:eastAsia="zh-CN"/>
-        </w:rPr>
-        <w:t>[</w:t>
+          <w:vanish/>
+          <w:specVanish/>
+        </w:rPr>
         <w:footnoteReference w:id="0"/>
-        <w:t>]</w:t>
-      </w:r>
-      <w:r>
-        <w:rPr>
-          <w:rFonts w:hint="eastAsia" w:ascii="仿宋" w:hAnsi="仿宋" w:eastAsia="仿宋" w:cs="仿宋"/>
-          <w:sz w:val="36"/>
-          <w:szCs w:val="36"/>
-          <w:vertAlign w:val="superscript"/>
-          <w:lang w:val="en-US" w:eastAsia="zh-CN"/>
-        </w:rPr>
-        <w:t>]</w:t>
       </w:r>
     </w:p>
     <w:p>
@@ -183,9 +180,16 @@
           <w:rStyle w:val="FootnoteReference"/>
           <w:vertAlign w:val="superscript"/>
         </w:rPr>
-        <w:t>[</w:t>
+        <w:t>[4]</w:t>
+      </w:r>
+      <w:r>
+        <w:rPr>
+          <w:rStyle w:val="FootnoteReference"/>
+          <w:vertAlign w:val="superscript"/>
+          <w:vanish/>
+          <w:specVanish/>
+        </w:rPr>
         <w:footnoteReference w:id="6"/>
-        <w:t>]</w:t>
       </w:r>
       <w:r>
         <w:rPr>
@@ -384,13 +388,39 @@
       </w:pPr>
       <w:r>
         <w:rPr>
+          <w:rStyle w:val="FootnoteReference"/>
+        </w:rPr>
+        <w:t>[3]</w:t>
+      </w:r>
+      <w:r>
+        <w:rPr>
+          <w:rFonts w:hint="eastAsia" w:asciiTheme="minorEastAsia" w:hAnsiTheme="minorEastAsia" w:cstheme="minorBidi"/>
+          <w:kern w:val="2"/>
+          <w:sz w:val="21"/>
+          <w:szCs w:val="21"/>
+          <w:lang w:val="en-US" w:eastAsia="zh-CN" w:bidi="ar-SA"/>
+        </w:rPr>
+        <w:t>关于本文的真实性及时间还存在争议，《</w:t>
+      </w:r>
+      <w:r>
+        <w:rPr>
           <w:rFonts w:hint="eastAsia" w:asciiTheme="minorEastAsia" w:hAnsiTheme="minorEastAsia" w:eastAsiaTheme="minorEastAsia" w:cstheme="minorBidi"/>
           <w:kern w:val="2"/>
           <w:sz w:val="21"/>
           <w:szCs w:val="21"/>
           <w:lang w:val="en-US" w:eastAsia="zh-CN" w:bidi="ar-SA"/>
         </w:rPr>
-        <w:t>[</w:t>
+        <w:t>毛泽东年谱</w:t>
+      </w:r>
+      <w:r>
+        <w:rPr>
+          <w:rFonts w:hint="eastAsia" w:asciiTheme="minorEastAsia" w:hAnsiTheme="minorEastAsia" w:cstheme="minorBidi"/>
+          <w:kern w:val="2"/>
+          <w:sz w:val="21"/>
+          <w:szCs w:val="21"/>
+          <w:lang w:val="en-US" w:eastAsia="zh-CN" w:bidi="ar-SA"/>
+        </w:rPr>
+        <w:t>》中并未记载。</w:t>
       </w:r>
       <w:r>
         <w:rPr>
@@ -400,17 +430,7 @@
           <w:szCs w:val="21"/>
           <w:lang w:val="en-US" w:eastAsia="zh-CN" w:bidi="ar-SA"/>
         </w:rPr>
-        <w:footnoteRef/>
-      </w:r>
-      <w:r>
-        <w:rPr>
-          <w:rFonts w:hint="eastAsia" w:asciiTheme="minorEastAsia" w:hAnsiTheme="minorEastAsia" w:eastAsiaTheme="minorEastAsia" w:cstheme="minorBidi"/>
-          <w:kern w:val="2"/>
-          <w:sz w:val="21"/>
-          <w:szCs w:val="21"/>
-          <w:lang w:val="en-US" w:eastAsia="zh-CN" w:bidi="ar-SA"/>
-        </w:rPr>
-        <w:t>]</w:t>
+        <w:t>本文是根据</w:t>
       </w:r>
       <w:r>
         <w:rPr>
@@ -420,46 +440,6 @@
           <w:szCs w:val="21"/>
           <w:lang w:val="en-US" w:eastAsia="zh-CN" w:bidi="ar-SA"/>
         </w:rPr>
-        <w:t>关于本文的真实性及时间还存在争议，《</w:t>
-      </w:r>
-      <w:r>
-        <w:rPr>
-          <w:rFonts w:hint="eastAsia" w:asciiTheme="minorEastAsia" w:hAnsiTheme="minorEastAsia" w:eastAsiaTheme="minorEastAsia" w:cstheme="minorBidi"/>
-          <w:kern w:val="2"/>
-          <w:sz w:val="21"/>
-          <w:szCs w:val="21"/>
-          <w:lang w:val="en-US" w:eastAsia="zh-CN" w:bidi="ar-SA"/>
-        </w:rPr>
-        <w:t>毛泽东年谱</w:t>
-      </w:r>
-      <w:r>
-        <w:rPr>
-          <w:rFonts w:hint="eastAsia" w:asciiTheme="minorEastAsia" w:hAnsiTheme="minorEastAsia" w:cstheme="minorBidi"/>
-          <w:kern w:val="2"/>
-          <w:sz w:val="21"/>
-          <w:szCs w:val="21"/>
-          <w:lang w:val="en-US" w:eastAsia="zh-CN" w:bidi="ar-SA"/>
-        </w:rPr>
-        <w:t>》中并未记载。</w:t>
-      </w:r>
-      <w:r>
-        <w:rPr>
-          <w:rFonts w:hint="eastAsia" w:asciiTheme="minorEastAsia" w:hAnsiTheme="minorEastAsia" w:eastAsiaTheme="minorEastAsia" w:cstheme="minorBidi"/>
-          <w:kern w:val="2"/>
-          <w:sz w:val="21"/>
-          <w:szCs w:val="21"/>
-          <w:lang w:val="en-US" w:eastAsia="zh-CN" w:bidi="ar-SA"/>
-        </w:rPr>
-        <w:t>本文是根据</w:t>
-      </w:r>
-      <w:r>
-        <w:rPr>
-          <w:rFonts w:hint="eastAsia" w:asciiTheme="minorEastAsia" w:hAnsiTheme="minorEastAsia" w:cstheme="minorBidi"/>
-          <w:kern w:val="2"/>
-          <w:sz w:val="21"/>
-          <w:szCs w:val="21"/>
-          <w:lang w:val="en-US" w:eastAsia="zh-CN" w:bidi="ar-SA"/>
-        </w:rPr>
         <w:t>东方直心同志编著的《毛泽东大传》（2021年终极版）第六卷，第2077页记载内容编辑而成。标题为编者所加。</w:t>
       </w:r>
     </w:p>
@@ -477,15 +457,25 @@
       </w:pPr>
       <w:r>
         <w:rPr>
+          <w:rStyle w:val="FootnoteReference"/>
+        </w:rPr>
+        <w:t>[2]</w:t>
+      </w:r>
+      <w:r>
+        <w:rPr>
           <w:rFonts w:asciiTheme="minorEastAsia" w:hAnsiTheme="minorEastAsia" w:eastAsiaTheme="minorEastAsia" w:cstheme="minorBidi"/>
           <w:kern w:val="2"/>
           <w:sz w:val="21"/>
           <w:szCs w:val="21"/>
           <w:lang w:val="en-US" w:eastAsia="zh-CN" w:bidi="ar-SA"/>
         </w:rPr>
-        <w:footnoteRef/>
-      </w:r>
-      <w:r>
+        <w:t xml:space="preserve">“打虎”，“三反”运动中的术语，指查处和打击贪污数额巨大的贪污分子（即“大老虎”），是运动的重点工作。</w:t>
+      </w:r>
+    </w:p>
+  </w:footnote>
+  <w:footnote w:id="5">
+    <w:p>
+      <w:pPr>
         <w:rPr>
           <w:rFonts w:asciiTheme="minorEastAsia" w:hAnsiTheme="minorEastAsia" w:eastAsiaTheme="minorEastAsia" w:cstheme="minorBidi"/>
           <w:kern w:val="2"/>
@@ -493,13 +483,14 @@
           <w:szCs w:val="21"/>
           <w:lang w:val="en-US" w:eastAsia="zh-CN" w:bidi="ar-SA"/>
         </w:rPr>
-        <w:t xml:space="preserve">“打虎”，“三反”运动中的术语，指查处和打击贪污数额巨大的贪污分子（即“大老虎”），是运动的重点工作。</w:t>
-      </w:r>
-    </w:p>
-  </w:footnote>
-  <w:footnote w:id="5">
-    <w:p>
-      <w:pPr>
+      </w:pPr>
+      <w:r>
+        <w:rPr>
+          <w:rStyle w:val="FootnoteReference"/>
+        </w:rPr>
+        <w:t>[1]</w:t>
+      </w:r>
+      <w:r>
         <w:rPr>
           <w:rFonts w:asciiTheme="minorEastAsia" w:hAnsiTheme="minorEastAsia" w:eastAsiaTheme="minorEastAsia" w:cstheme="minorBidi"/>
           <w:kern w:val="2"/>
@@ -507,8 +498,13 @@
           <w:szCs w:val="21"/>
           <w:lang w:val="en-US" w:eastAsia="zh-CN" w:bidi="ar-SA"/>
         </w:rPr>
-      </w:pPr>
-      <w:r>
+        <w:t xml:space="preserve">华东军区，中国人民解放军一级军区之一，1947年1月由山东军区与华中军区合并成立。司令员陈毅，政治委员饶漱石。辖山东、江苏、安徽、浙江、福建等省军事工作。</w:t>
+      </w:r>
+    </w:p>
+  </w:footnote>
+  <w:footnote w:id="6">
+    <w:p>
+      <w:pPr>
         <w:rPr>
           <w:rFonts w:asciiTheme="minorEastAsia" w:hAnsiTheme="minorEastAsia" w:eastAsiaTheme="minorEastAsia" w:cstheme="minorBidi"/>
           <w:kern w:val="2"/>
@@ -516,40 +512,12 @@
           <w:szCs w:val="21"/>
           <w:lang w:val="en-US" w:eastAsia="zh-CN" w:bidi="ar-SA"/>
         </w:rPr>
-        <w:footnoteRef/>
-      </w:r>
-      <w:r>
-        <w:rPr>
-          <w:rFonts w:asciiTheme="minorEastAsia" w:hAnsiTheme="minorEastAsia" w:eastAsiaTheme="minorEastAsia" w:cstheme="minorBidi"/>
-          <w:kern w:val="2"/>
-          <w:sz w:val="21"/>
-          <w:szCs w:val="21"/>
-          <w:lang w:val="en-US" w:eastAsia="zh-CN" w:bidi="ar-SA"/>
-        </w:rPr>
-        <w:t xml:space="preserve">华东军区，中国人民解放军一级军区之一，1947年1月由山东军区与华中军区合并成立。司令员陈毅，政治委员饶漱石。辖山东、江苏、安徽、浙江、福建等省军事工作。</w:t>
-      </w:r>
-    </w:p>
-  </w:footnote>
-  <w:footnote w:id="6">
-    <w:p>
-      <w:pPr>
-        <w:rPr>
-          <w:rFonts w:asciiTheme="minorEastAsia" w:hAnsiTheme="minorEastAsia" w:eastAsiaTheme="minorEastAsia" w:cstheme="minorBidi"/>
-          <w:kern w:val="2"/>
-          <w:sz w:val="21"/>
-          <w:szCs w:val="21"/>
-          <w:lang w:val="en-US" w:eastAsia="zh-CN" w:bidi="ar-SA"/>
-        </w:rPr>
       </w:pPr>
       <w:r>
         <w:rPr>
-          <w:rFonts w:asciiTheme="minorEastAsia" w:hAnsiTheme="minorEastAsia" w:eastAsiaTheme="minorEastAsia" w:cstheme="minorBidi"/>
-          <w:kern w:val="2"/>
-          <w:sz w:val="21"/>
-          <w:szCs w:val="21"/>
-          <w:lang w:val="en-US" w:eastAsia="zh-CN" w:bidi="ar-SA"/>
-        </w:rPr>
-        <w:footnoteRef/>
+          <w:rStyle w:val="FootnoteReference"/>
+        </w:rPr>
+        <w:t>[4]</w:t>
       </w:r>
       <w:r>
         <w:rPr>
